--- a/User Stories/EPIC 3&4.docx
+++ b/User Stories/EPIC 3&4.docx
@@ -97,6 +97,19 @@
         <w:rPr>
           <w:lang w:val="en-US"/>
         </w:rPr>
+        <w:t>AC1</w:t>
+      </w:r>
+    </w:p>
+    <w:p>
+      <w:pPr>
+        <w:rPr>
+          <w:lang w:val="en-US"/>
+        </w:rPr>
+      </w:pPr>
+      <w:r>
+        <w:rPr>
+          <w:lang w:val="en-US"/>
+        </w:rPr>
         <w:t>Given the teacher is logged into the system</w:t>
       </w:r>
     </w:p>
@@ -110,7 +123,7 @@
         <w:rPr>
           <w:lang w:val="en-US"/>
         </w:rPr>
-        <w:t>And the teacher navigates to the attendance page</w:t>
+        <w:t>When the teacher navigates to the attendance page</w:t>
       </w:r>
     </w:p>
     <w:p>
@@ -136,6 +149,32 @@
         <w:rPr>
           <w:lang w:val="en-US"/>
         </w:rPr>
+        <w:t>AC2</w:t>
+      </w:r>
+    </w:p>
+    <w:p>
+      <w:pPr>
+        <w:rPr>
+          <w:lang w:val="en-US"/>
+        </w:rPr>
+      </w:pPr>
+      <w:r>
+        <w:rPr>
+          <w:lang w:val="en-US"/>
+        </w:rPr>
+        <w:t>Given the teacher selects a class and date</w:t>
+      </w:r>
+    </w:p>
+    <w:p>
+      <w:pPr>
+        <w:rPr>
+          <w:lang w:val="en-US"/>
+        </w:rPr>
+      </w:pPr>
+      <w:r>
+        <w:rPr>
+          <w:lang w:val="en-US"/>
+        </w:rPr>
         <w:t xml:space="preserve">When the teacher marks students as Present or </w:t>
       </w:r>
       <w:proofErr w:type="gramStart"/>
@@ -183,20 +222,72 @@
         <w:rPr>
           <w:lang w:val="en-US"/>
         </w:rPr>
-        <w:t>And the system should store attendance with date and class details</w:t>
-      </w:r>
-    </w:p>
-    <w:p>
-      <w:pPr>
-        <w:rPr>
-          <w:lang w:val="en-US"/>
-        </w:rPr>
-      </w:pPr>
-      <w:r>
-        <w:rPr>
-          <w:lang w:val="en-US"/>
-        </w:rPr>
-        <w:t>And display a confirmation message after saving</w:t>
+        <w:t>And store attendance with date and class details</w:t>
+      </w:r>
+    </w:p>
+    <w:p>
+      <w:pPr>
+        <w:rPr>
+          <w:lang w:val="en-US"/>
+        </w:rPr>
+      </w:pPr>
+      <w:r>
+        <w:rPr>
+          <w:lang w:val="en-US"/>
+        </w:rPr>
+        <w:t>AC3</w:t>
+      </w:r>
+    </w:p>
+    <w:p>
+      <w:pPr>
+        <w:rPr>
+          <w:lang w:val="en-US"/>
+        </w:rPr>
+      </w:pPr>
+      <w:r>
+        <w:rPr>
+          <w:lang w:val="en-US"/>
+        </w:rPr>
+        <w:t>Given the teacher is on the attendance page</w:t>
+      </w:r>
+    </w:p>
+    <w:p>
+      <w:pPr>
+        <w:rPr>
+          <w:lang w:val="en-US"/>
+        </w:rPr>
+      </w:pPr>
+      <w:r>
+        <w:rPr>
+          <w:lang w:val="en-US"/>
+        </w:rPr>
+        <w:t>When the teacher tries to save attendance without selecting a class</w:t>
+      </w:r>
+    </w:p>
+    <w:p>
+      <w:pPr>
+        <w:rPr>
+          <w:lang w:val="en-US"/>
+        </w:rPr>
+      </w:pPr>
+      <w:r>
+        <w:rPr>
+          <w:lang w:val="en-US"/>
+        </w:rPr>
+        <w:t>Then the system should display an error message</w:t>
+      </w:r>
+    </w:p>
+    <w:p>
+      <w:pPr>
+        <w:rPr>
+          <w:lang w:val="en-US"/>
+        </w:rPr>
+      </w:pPr>
+      <w:r>
+        <w:rPr>
+          <w:lang w:val="en-US"/>
+        </w:rPr>
+        <w:t>And prevent saving attendance</w:t>
       </w:r>
     </w:p>
     <w:p>
@@ -224,8 +315,36 @@
         <w:rPr>
           <w:lang w:val="en-US"/>
         </w:rPr>
+        <w:t xml:space="preserve">1. </w:t>
+      </w:r>
+      <w:r>
+        <w:rPr>
+          <w:lang w:val="en-US"/>
+        </w:rPr>
         <w:t>Verify that the teacher can mark and save student attendance successfully.</w:t>
       </w:r>
+    </w:p>
+    <w:p>
+      <w:pPr>
+        <w:rPr>
+          <w:lang w:val="en-US"/>
+        </w:rPr>
+      </w:pPr>
+      <w:r>
+        <w:rPr>
+          <w:lang w:val="en-US"/>
+        </w:rPr>
+        <w:t>2.</w:t>
+      </w:r>
+      <w:r>
+        <w:t xml:space="preserve"> </w:t>
+      </w:r>
+      <w:r>
+        <w:rPr>
+          <w:lang w:val="en-US"/>
+        </w:rPr>
+        <w:t>Verify that the system displays an error message when attendance is saved without selecting a class.</w:t>
+      </w:r>
       <w:r>
         <w:rPr>
           <w:lang w:val="en-US"/>
@@ -272,347 +391,6 @@
           <w:lang w:val="en-US"/>
         </w:rPr>
         <w:t>As an administrator, I want to generate attendance reports, so that I can monitor student attendance records.</w:t>
-      </w:r>
-      <w:r>
-        <w:rPr>
-          <w:lang w:val="en-US"/>
-        </w:rPr>
-        <w:br/>
-      </w:r>
-      <w:r>
-        <w:rPr>
-          <w:lang w:val="en-US"/>
-        </w:rPr>
-        <w:br/>
-      </w:r>
-      <w:r>
-        <w:rPr>
-          <w:b/>
-          <w:lang w:val="en-US"/>
-        </w:rPr>
-        <w:t>Acceptance Criteria</w:t>
-      </w:r>
-      <w:proofErr w:type="gramStart"/>
-      <w:r>
-        <w:rPr>
-          <w:b/>
-          <w:lang w:val="en-US"/>
-        </w:rPr>
-        <w:t>:</w:t>
-      </w:r>
-      <w:proofErr w:type="gramEnd"/>
-      <w:r>
-        <w:rPr>
-          <w:b/>
-          <w:lang w:val="en-US"/>
-        </w:rPr>
-        <w:br/>
-      </w:r>
-      <w:r>
-        <w:rPr>
-          <w:b/>
-          <w:lang w:val="en-US"/>
-        </w:rPr>
-        <w:br/>
-      </w:r>
-      <w:r>
-        <w:rPr>
-          <w:lang w:val="en-US"/>
-        </w:rPr>
-        <w:t>Given the admin is logged into the system</w:t>
-      </w:r>
-    </w:p>
-    <w:p>
-      <w:pPr>
-        <w:rPr>
-          <w:lang w:val="en-US"/>
-        </w:rPr>
-      </w:pPr>
-      <w:r>
-        <w:rPr>
-          <w:lang w:val="en-US"/>
-        </w:rPr>
-        <w:t>When the admin navigates to the attendance report page</w:t>
-      </w:r>
-    </w:p>
-    <w:p>
-      <w:pPr>
-        <w:rPr>
-          <w:lang w:val="en-US"/>
-        </w:rPr>
-      </w:pPr>
-      <w:r>
-        <w:rPr>
-          <w:lang w:val="en-US"/>
-        </w:rPr>
-        <w:t>And selects a class and date range</w:t>
-      </w:r>
-    </w:p>
-    <w:p>
-      <w:pPr>
-        <w:rPr>
-          <w:lang w:val="en-US"/>
-        </w:rPr>
-      </w:pPr>
-      <w:r>
-        <w:rPr>
-          <w:lang w:val="en-US"/>
-        </w:rPr>
-        <w:t>And clicks generate report</w:t>
-      </w:r>
-    </w:p>
-    <w:p>
-      <w:pPr>
-        <w:rPr>
-          <w:lang w:val="en-US"/>
-        </w:rPr>
-      </w:pPr>
-      <w:r>
-        <w:rPr>
-          <w:lang w:val="en-US"/>
-        </w:rPr>
-        <w:t>Then the system should generate the attendance report</w:t>
-      </w:r>
-    </w:p>
-    <w:p>
-      <w:pPr>
-        <w:rPr>
-          <w:lang w:val="en-US"/>
-        </w:rPr>
-      </w:pPr>
-      <w:r>
-        <w:rPr>
-          <w:lang w:val="en-US"/>
-        </w:rPr>
-        <w:t>And display student name, total present, and total absent</w:t>
-      </w:r>
-    </w:p>
-    <w:p>
-      <w:pPr>
-        <w:rPr>
-          <w:lang w:val="en-US"/>
-        </w:rPr>
-      </w:pPr>
-      <w:r>
-        <w:rPr>
-          <w:lang w:val="en-US"/>
-        </w:rPr>
-        <w:t>And allow the admin to view or download the report</w:t>
-      </w:r>
-    </w:p>
-    <w:p>
-      <w:pPr>
-        <w:rPr>
-          <w:b/>
-          <w:lang w:val="en-US"/>
-        </w:rPr>
-      </w:pPr>
-      <w:r>
-        <w:rPr>
-          <w:b/>
-          <w:lang w:val="en-US"/>
-        </w:rPr>
-        <w:t>Test Scenario</w:t>
-      </w:r>
-    </w:p>
-    <w:p>
-      <w:pPr>
-        <w:rPr>
-          <w:b/>
-          <w:lang w:val="en-US"/>
-        </w:rPr>
-      </w:pPr>
-      <w:r>
-        <w:rPr>
-          <w:lang w:val="en-US"/>
-        </w:rPr>
-        <w:lastRenderedPageBreak/>
-        <w:t>Verify that the administrator can generate and view the attendance report.</w:t>
-      </w:r>
-      <w:r>
-        <w:rPr>
-          <w:lang w:val="en-US"/>
-        </w:rPr>
-        <w:br/>
-      </w:r>
-      <w:r>
-        <w:rPr>
-          <w:lang w:val="en-US"/>
-        </w:rPr>
-        <w:br/>
-      </w:r>
-      <w:r>
-        <w:rPr>
-          <w:lang w:val="en-US"/>
-        </w:rPr>
-        <w:br/>
-      </w:r>
-      <w:r>
-        <w:rPr>
-          <w:b/>
-          <w:lang w:val="en-US"/>
-        </w:rPr>
-        <w:t>User Story 3</w:t>
-      </w:r>
-      <w:proofErr w:type="gramStart"/>
-      <w:r>
-        <w:rPr>
-          <w:b/>
-          <w:lang w:val="en-US"/>
-        </w:rPr>
-        <w:t>:</w:t>
-      </w:r>
-      <w:proofErr w:type="gramEnd"/>
-      <w:r>
-        <w:rPr>
-          <w:b/>
-          <w:lang w:val="en-US"/>
-        </w:rPr>
-        <w:br/>
-      </w:r>
-      <w:r>
-        <w:rPr>
-          <w:b/>
-          <w:lang w:val="en-US"/>
-        </w:rPr>
-        <w:br/>
-      </w:r>
-      <w:r>
-        <w:rPr>
-          <w:lang w:val="en-US"/>
-        </w:rPr>
-        <w:t>As a parent, I want to receive notification if my child is absent, so that I can monitor my child's attendance.</w:t>
-      </w:r>
-      <w:r>
-        <w:rPr>
-          <w:lang w:val="en-US"/>
-        </w:rPr>
-        <w:br/>
-      </w:r>
-      <w:r>
-        <w:rPr>
-          <w:lang w:val="en-US"/>
-        </w:rPr>
-        <w:br/>
-      </w:r>
-      <w:r>
-        <w:rPr>
-          <w:b/>
-          <w:lang w:val="en-US"/>
-        </w:rPr>
-        <w:t>Acceptance Criteria:</w:t>
-      </w:r>
-      <w:r>
-        <w:rPr>
-          <w:b/>
-          <w:lang w:val="en-US"/>
-        </w:rPr>
-        <w:br/>
-      </w:r>
-    </w:p>
-    <w:p>
-      <w:pPr>
-        <w:rPr>
-          <w:lang w:val="en-US"/>
-        </w:rPr>
-      </w:pPr>
-      <w:r>
-        <w:rPr>
-          <w:lang w:val="en-US"/>
-        </w:rPr>
-        <w:t>Given a teacher marks a student as absent</w:t>
-      </w:r>
-    </w:p>
-    <w:p>
-      <w:pPr>
-        <w:rPr>
-          <w:lang w:val="en-US"/>
-        </w:rPr>
-      </w:pPr>
-      <w:r>
-        <w:rPr>
-          <w:lang w:val="en-US"/>
-        </w:rPr>
-        <w:t>When the attendance is saved in the system</w:t>
-      </w:r>
-    </w:p>
-    <w:p>
-      <w:pPr>
-        <w:rPr>
-          <w:lang w:val="en-US"/>
-        </w:rPr>
-      </w:pPr>
-      <w:r>
-        <w:rPr>
-          <w:lang w:val="en-US"/>
-        </w:rPr>
-        <w:t>Then the system should detect the absence</w:t>
-      </w:r>
-    </w:p>
-    <w:p>
-      <w:pPr>
-        <w:rPr>
-          <w:lang w:val="en-US"/>
-        </w:rPr>
-      </w:pPr>
-      <w:r>
-        <w:rPr>
-          <w:lang w:val="en-US"/>
-        </w:rPr>
-        <w:t>And send a notification to the parent</w:t>
-      </w:r>
-    </w:p>
-    <w:p>
-      <w:pPr>
-        <w:rPr>
-          <w:lang w:val="en-US"/>
-        </w:rPr>
-      </w:pPr>
-      <w:r>
-        <w:rPr>
-          <w:lang w:val="en-US"/>
-        </w:rPr>
-        <w:t>And the notification should contain the student name and absence date</w:t>
-      </w:r>
-      <w:r>
-        <w:rPr>
-          <w:lang w:val="en-US"/>
-        </w:rPr>
-        <w:br/>
-      </w:r>
-    </w:p>
-    <w:p>
-      <w:pPr>
-        <w:rPr>
-          <w:b/>
-          <w:lang w:val="en-US"/>
-        </w:rPr>
-      </w:pPr>
-      <w:r>
-        <w:rPr>
-          <w:b/>
-          <w:lang w:val="en-US"/>
-        </w:rPr>
-        <w:t>Test Scenario</w:t>
-      </w:r>
-    </w:p>
-    <w:p>
-      <w:pPr>
-        <w:rPr>
-          <w:lang w:val="en-US"/>
-        </w:rPr>
-      </w:pPr>
-      <w:r>
-        <w:rPr>
-          <w:lang w:val="en-US"/>
-        </w:rPr>
-        <w:t>Verify that the system sends absence notification to parents.</w:t>
-      </w:r>
-      <w:r>
-        <w:rPr>
-          <w:lang w:val="en-US"/>
-        </w:rPr>
-        <w:br/>
       </w:r>
       <w:r>
         <w:rPr>
@@ -630,10 +408,711 @@
       </w:r>
       <w:r>
         <w:rPr>
-          <w:lang w:val="en-US"/>
-        </w:rPr>
-        <w:br/>
-      </w:r>
+          <w:b/>
+          <w:lang w:val="en-US"/>
+        </w:rPr>
+        <w:lastRenderedPageBreak/>
+        <w:t>Acceptance Criteria:</w:t>
+      </w:r>
+      <w:r>
+        <w:rPr>
+          <w:b/>
+          <w:lang w:val="en-US"/>
+        </w:rPr>
+        <w:br/>
+      </w:r>
+    </w:p>
+    <w:p>
+      <w:pPr>
+        <w:rPr>
+          <w:lang w:val="en-US"/>
+        </w:rPr>
+      </w:pPr>
+      <w:r>
+        <w:rPr>
+          <w:lang w:val="en-US"/>
+        </w:rPr>
+        <w:t>AC1</w:t>
+      </w:r>
+    </w:p>
+    <w:p>
+      <w:pPr>
+        <w:rPr>
+          <w:lang w:val="en-US"/>
+        </w:rPr>
+      </w:pPr>
+      <w:r>
+        <w:rPr>
+          <w:lang w:val="en-US"/>
+        </w:rPr>
+        <w:t>Given the admin is logged into the system</w:t>
+      </w:r>
+    </w:p>
+    <w:p>
+      <w:pPr>
+        <w:rPr>
+          <w:lang w:val="en-US"/>
+        </w:rPr>
+      </w:pPr>
+      <w:r>
+        <w:rPr>
+          <w:lang w:val="en-US"/>
+        </w:rPr>
+        <w:t>When the admin selects a class and date range</w:t>
+      </w:r>
+    </w:p>
+    <w:p>
+      <w:pPr>
+        <w:rPr>
+          <w:lang w:val="en-US"/>
+        </w:rPr>
+      </w:pPr>
+      <w:r>
+        <w:rPr>
+          <w:lang w:val="en-US"/>
+        </w:rPr>
+        <w:t>And clicks generate report</w:t>
+      </w:r>
+    </w:p>
+    <w:p>
+      <w:pPr>
+        <w:rPr>
+          <w:lang w:val="en-US"/>
+        </w:rPr>
+      </w:pPr>
+      <w:r>
+        <w:rPr>
+          <w:lang w:val="en-US"/>
+        </w:rPr>
+        <w:t>Then the system should display the attendance report</w:t>
+      </w:r>
+    </w:p>
+    <w:p>
+      <w:pPr>
+        <w:rPr>
+          <w:lang w:val="en-US"/>
+        </w:rPr>
+      </w:pPr>
+      <w:r>
+        <w:rPr>
+          <w:lang w:val="en-US"/>
+        </w:rPr>
+        <w:t>And show student name, total present, and total absent</w:t>
+      </w:r>
+    </w:p>
+    <w:p>
+      <w:pPr>
+        <w:rPr>
+          <w:lang w:val="en-US"/>
+        </w:rPr>
+      </w:pPr>
+      <w:r>
+        <w:rPr>
+          <w:lang w:val="en-US"/>
+        </w:rPr>
+        <w:t>AC2</w:t>
+      </w:r>
+    </w:p>
+    <w:p>
+      <w:pPr>
+        <w:rPr>
+          <w:lang w:val="en-US"/>
+        </w:rPr>
+      </w:pPr>
+      <w:r>
+        <w:rPr>
+          <w:lang w:val="en-US"/>
+        </w:rPr>
+        <w:t>Given the admin is on the report page</w:t>
+      </w:r>
+    </w:p>
+    <w:p>
+      <w:pPr>
+        <w:rPr>
+          <w:lang w:val="en-US"/>
+        </w:rPr>
+      </w:pPr>
+      <w:r>
+        <w:rPr>
+          <w:lang w:val="en-US"/>
+        </w:rPr>
+        <w:t>When the admin tries to generate a report without selecting class or date</w:t>
+      </w:r>
+    </w:p>
+    <w:p>
+      <w:pPr>
+        <w:rPr>
+          <w:lang w:val="en-US"/>
+        </w:rPr>
+      </w:pPr>
+      <w:r>
+        <w:rPr>
+          <w:lang w:val="en-US"/>
+        </w:rPr>
+        <w:t>Then the system should display an error message</w:t>
+      </w:r>
+    </w:p>
+    <w:p>
+      <w:pPr>
+        <w:rPr>
+          <w:b/>
+          <w:lang w:val="en-US"/>
+        </w:rPr>
+      </w:pPr>
+      <w:r>
+        <w:rPr>
+          <w:b/>
+          <w:lang w:val="en-US"/>
+        </w:rPr>
+        <w:t>Test Scenario</w:t>
+      </w:r>
+    </w:p>
+    <w:p>
+      <w:pPr>
+        <w:rPr>
+          <w:lang w:val="en-US"/>
+        </w:rPr>
+      </w:pPr>
+      <w:r>
+        <w:rPr>
+          <w:lang w:val="en-US"/>
+        </w:rPr>
+        <w:t>1.</w:t>
+      </w:r>
+      <w:r>
+        <w:t xml:space="preserve"> </w:t>
+      </w:r>
+      <w:r>
+        <w:rPr>
+          <w:lang w:val="en-US"/>
+        </w:rPr>
+        <w:t>Verify that the administrator can generate attendance reports successfully.</w:t>
+      </w:r>
+      <w:r>
+        <w:rPr>
+          <w:lang w:val="en-US"/>
+        </w:rPr>
+        <w:br/>
+      </w:r>
+      <w:r>
+        <w:rPr>
+          <w:lang w:val="en-US"/>
+        </w:rPr>
+        <w:t>2.</w:t>
+      </w:r>
+      <w:r>
+        <w:t xml:space="preserve"> </w:t>
+      </w:r>
+      <w:r>
+        <w:rPr>
+          <w:lang w:val="en-US"/>
+        </w:rPr>
+        <w:t>Verify that the system prevents report generation when required fields are missing.</w:t>
+      </w:r>
+      <w:r>
+        <w:rPr>
+          <w:lang w:val="en-US"/>
+        </w:rPr>
+        <w:br/>
+      </w:r>
+      <w:r>
+        <w:rPr>
+          <w:lang w:val="en-US"/>
+        </w:rPr>
+        <w:br/>
+      </w:r>
+      <w:r>
+        <w:rPr>
+          <w:b/>
+          <w:lang w:val="en-US"/>
+        </w:rPr>
+        <w:t>User Story 3:</w:t>
+      </w:r>
+      <w:r>
+        <w:rPr>
+          <w:b/>
+          <w:lang w:val="en-US"/>
+        </w:rPr>
+        <w:br/>
+      </w:r>
+      <w:r>
+        <w:rPr>
+          <w:b/>
+          <w:lang w:val="en-US"/>
+        </w:rPr>
+        <w:br/>
+      </w:r>
+      <w:r>
+        <w:rPr>
+          <w:lang w:val="en-US"/>
+        </w:rPr>
+        <w:t>As a parent, I want to receive notification if my child is absent, so that I can monitor my child's attendance.</w:t>
+      </w:r>
+      <w:r>
+        <w:rPr>
+          <w:lang w:val="en-US"/>
+        </w:rPr>
+        <w:br/>
+      </w:r>
+      <w:r>
+        <w:rPr>
+          <w:lang w:val="en-US"/>
+        </w:rPr>
+        <w:br/>
+      </w:r>
+      <w:r>
+        <w:rPr>
+          <w:b/>
+          <w:lang w:val="en-US"/>
+        </w:rPr>
+        <w:t>Acceptance Criteria</w:t>
+      </w:r>
+      <w:proofErr w:type="gramStart"/>
+      <w:r>
+        <w:rPr>
+          <w:b/>
+          <w:lang w:val="en-US"/>
+        </w:rPr>
+        <w:t>:</w:t>
+      </w:r>
+      <w:proofErr w:type="gramEnd"/>
+      <w:r>
+        <w:rPr>
+          <w:b/>
+          <w:lang w:val="en-US"/>
+        </w:rPr>
+        <w:br/>
+      </w:r>
+      <w:r>
+        <w:rPr>
+          <w:lang w:val="en-US"/>
+        </w:rPr>
+        <w:t>AC1</w:t>
+      </w:r>
+    </w:p>
+    <w:p>
+      <w:pPr>
+        <w:rPr>
+          <w:lang w:val="en-US"/>
+        </w:rPr>
+      </w:pPr>
+      <w:r>
+        <w:rPr>
+          <w:lang w:val="en-US"/>
+        </w:rPr>
+        <w:t>Given a teacher marks a student as absent</w:t>
+      </w:r>
+    </w:p>
+    <w:p>
+      <w:pPr>
+        <w:rPr>
+          <w:lang w:val="en-US"/>
+        </w:rPr>
+      </w:pPr>
+      <w:r>
+        <w:rPr>
+          <w:lang w:val="en-US"/>
+        </w:rPr>
+        <w:t>When the attendance is saved</w:t>
+      </w:r>
+    </w:p>
+    <w:p>
+      <w:pPr>
+        <w:rPr>
+          <w:lang w:val="en-US"/>
+        </w:rPr>
+      </w:pPr>
+      <w:r>
+        <w:rPr>
+          <w:lang w:val="en-US"/>
+        </w:rPr>
+        <w:t>Then the system should send a notification to the parent</w:t>
+      </w:r>
+    </w:p>
+    <w:p>
+      <w:pPr>
+        <w:rPr>
+          <w:lang w:val="en-US"/>
+        </w:rPr>
+      </w:pPr>
+      <w:r>
+        <w:rPr>
+          <w:lang w:val="en-US"/>
+        </w:rPr>
+        <w:t>And the notification should contain the student name and absence date</w:t>
+      </w:r>
+    </w:p>
+    <w:p>
+      <w:pPr>
+        <w:rPr>
+          <w:lang w:val="en-US"/>
+        </w:rPr>
+      </w:pPr>
+      <w:r>
+        <w:rPr>
+          <w:lang w:val="en-US"/>
+        </w:rPr>
+        <w:t>AC2</w:t>
+      </w:r>
+    </w:p>
+    <w:p>
+      <w:pPr>
+        <w:rPr>
+          <w:lang w:val="en-US"/>
+        </w:rPr>
+      </w:pPr>
+      <w:r>
+        <w:rPr>
+          <w:lang w:val="en-US"/>
+        </w:rPr>
+        <w:t>Given the student is marked present</w:t>
+      </w:r>
+    </w:p>
+    <w:p>
+      <w:pPr>
+        <w:rPr>
+          <w:lang w:val="en-US"/>
+        </w:rPr>
+      </w:pPr>
+      <w:r>
+        <w:rPr>
+          <w:lang w:val="en-US"/>
+        </w:rPr>
+        <w:t>When attendance is saved</w:t>
+      </w:r>
+    </w:p>
+    <w:p>
+      <w:pPr>
+        <w:rPr>
+          <w:lang w:val="en-US"/>
+        </w:rPr>
+      </w:pPr>
+      <w:r>
+        <w:rPr>
+          <w:lang w:val="en-US"/>
+        </w:rPr>
+        <w:t>Then the system should not send absence notification</w:t>
+      </w:r>
+    </w:p>
+    <w:p>
+      <w:pPr>
+        <w:rPr>
+          <w:lang w:val="en-US"/>
+        </w:rPr>
+      </w:pPr>
+      <w:r>
+        <w:rPr>
+          <w:lang w:val="en-US"/>
+        </w:rPr>
+        <w:lastRenderedPageBreak/>
+        <w:br/>
+      </w:r>
+    </w:p>
+    <w:p>
+      <w:pPr>
+        <w:rPr>
+          <w:b/>
+          <w:lang w:val="en-US"/>
+        </w:rPr>
+      </w:pPr>
+      <w:r>
+        <w:rPr>
+          <w:b/>
+          <w:lang w:val="en-US"/>
+        </w:rPr>
+        <w:t>Test Scenario</w:t>
+      </w:r>
+    </w:p>
+    <w:p>
+      <w:pPr>
+        <w:rPr>
+          <w:lang w:val="en-US"/>
+        </w:rPr>
+      </w:pPr>
+      <w:proofErr w:type="gramStart"/>
+      <w:r>
+        <w:rPr>
+          <w:lang w:val="en-US"/>
+        </w:rPr>
+        <w:t>1.</w:t>
+      </w:r>
+      <w:r>
+        <w:rPr>
+          <w:lang w:val="en-US"/>
+        </w:rPr>
+        <w:t>Verify</w:t>
+      </w:r>
+      <w:proofErr w:type="gramEnd"/>
+      <w:r>
+        <w:rPr>
+          <w:lang w:val="en-US"/>
+        </w:rPr>
+        <w:t xml:space="preserve"> that the parent receives notification when the student is marked absent.</w:t>
+      </w:r>
+      <w:r>
+        <w:rPr>
+          <w:lang w:val="en-US"/>
+        </w:rPr>
+        <w:br/>
+      </w:r>
+      <w:r>
+        <w:rPr>
+          <w:lang w:val="en-US"/>
+        </w:rPr>
+        <w:t>2.</w:t>
+      </w:r>
+      <w:r>
+        <w:t xml:space="preserve"> </w:t>
+      </w:r>
+      <w:r>
+        <w:rPr>
+          <w:lang w:val="en-US"/>
+        </w:rPr>
+        <w:t>Verify that the system does not send notification when the student is present.</w:t>
+      </w:r>
+    </w:p>
+    <w:p>
+      <w:pPr>
+        <w:rPr>
+          <w:lang w:val="en-US"/>
+        </w:rPr>
+      </w:pPr>
+    </w:p>
+    <w:p>
+      <w:pPr>
+        <w:rPr>
+          <w:lang w:val="en-US"/>
+        </w:rPr>
+      </w:pPr>
+      <w:r>
+        <w:rPr>
+          <w:b/>
+          <w:lang w:val="en-US"/>
+        </w:rPr>
+        <w:t>User Story 4</w:t>
+      </w:r>
+      <w:proofErr w:type="gramStart"/>
+      <w:r>
+        <w:rPr>
+          <w:b/>
+          <w:lang w:val="en-US"/>
+        </w:rPr>
+        <w:t>:</w:t>
+      </w:r>
+      <w:proofErr w:type="gramEnd"/>
+      <w:r>
+        <w:rPr>
+          <w:lang w:val="en-US"/>
+        </w:rPr>
+        <w:br/>
+      </w:r>
+      <w:r>
+        <w:rPr>
+          <w:lang w:val="en-US"/>
+        </w:rPr>
+        <w:br/>
+      </w:r>
+      <w:r>
+        <w:rPr>
+          <w:lang w:val="en-US"/>
+        </w:rPr>
+        <w:t>As a parent and teacher, I want to view attendance records, so that I can track student attendance.</w:t>
+      </w:r>
+    </w:p>
+    <w:p>
+      <w:pPr>
+        <w:rPr>
+          <w:b/>
+          <w:lang w:val="en-US"/>
+        </w:rPr>
+      </w:pPr>
+      <w:r>
+        <w:rPr>
+          <w:b/>
+          <w:lang w:val="en-US"/>
+        </w:rPr>
+        <w:t>Acceptance Criteria:</w:t>
+      </w:r>
+    </w:p>
+    <w:p>
+      <w:pPr>
+        <w:rPr>
+          <w:lang w:val="en-US"/>
+        </w:rPr>
+      </w:pPr>
+      <w:r>
+        <w:rPr>
+          <w:lang w:val="en-US"/>
+        </w:rPr>
+        <w:t>AC1</w:t>
+      </w:r>
+    </w:p>
+    <w:p>
+      <w:pPr>
+        <w:rPr>
+          <w:lang w:val="en-US"/>
+        </w:rPr>
+      </w:pPr>
+      <w:r>
+        <w:rPr>
+          <w:lang w:val="en-US"/>
+        </w:rPr>
+        <w:t>Given the parent or teacher is logged into the system</w:t>
+      </w:r>
+    </w:p>
+    <w:p>
+      <w:pPr>
+        <w:rPr>
+          <w:lang w:val="en-US"/>
+        </w:rPr>
+      </w:pPr>
+      <w:r>
+        <w:rPr>
+          <w:lang w:val="en-US"/>
+        </w:rPr>
+        <w:t>When they navigate to the attendance page</w:t>
+      </w:r>
+    </w:p>
+    <w:p>
+      <w:pPr>
+        <w:rPr>
+          <w:lang w:val="en-US"/>
+        </w:rPr>
+      </w:pPr>
+      <w:r>
+        <w:rPr>
+          <w:lang w:val="en-US"/>
+        </w:rPr>
+        <w:t>Then the system should display the student's attendance details successfully</w:t>
+      </w:r>
+    </w:p>
+    <w:p>
+      <w:pPr>
+        <w:rPr>
+          <w:lang w:val="en-US"/>
+        </w:rPr>
+      </w:pPr>
+      <w:r>
+        <w:rPr>
+          <w:lang w:val="en-US"/>
+        </w:rPr>
+        <w:t>AC2</w:t>
+      </w:r>
+    </w:p>
+    <w:p>
+      <w:pPr>
+        <w:rPr>
+          <w:lang w:val="en-US"/>
+        </w:rPr>
+      </w:pPr>
+      <w:r>
+        <w:rPr>
+          <w:lang w:val="en-US"/>
+        </w:rPr>
+        <w:t>Given the user is not logged in</w:t>
+      </w:r>
+    </w:p>
+    <w:p>
+      <w:pPr>
+        <w:rPr>
+          <w:lang w:val="en-US"/>
+        </w:rPr>
+      </w:pPr>
+      <w:r>
+        <w:rPr>
+          <w:lang w:val="en-US"/>
+        </w:rPr>
+        <w:t>When the user tries to access the attendance page</w:t>
+      </w:r>
+    </w:p>
+    <w:p>
+      <w:pPr>
+        <w:rPr>
+          <w:lang w:val="en-US"/>
+        </w:rPr>
+      </w:pPr>
+      <w:r>
+        <w:rPr>
+          <w:lang w:val="en-US"/>
+        </w:rPr>
+        <w:t>Then the system should deny access</w:t>
+      </w:r>
+    </w:p>
+    <w:p>
+      <w:pPr>
+        <w:rPr>
+          <w:b/>
+          <w:lang w:val="en-US"/>
+        </w:rPr>
+      </w:pPr>
+      <w:r>
+        <w:rPr>
+          <w:b/>
+          <w:lang w:val="en-US"/>
+        </w:rPr>
+        <w:t>Test Scenario</w:t>
+      </w:r>
+    </w:p>
+    <w:p>
+      <w:pPr>
+        <w:rPr>
+          <w:lang w:val="en-US"/>
+        </w:rPr>
+      </w:pPr>
+      <w:proofErr w:type="gramStart"/>
+      <w:r>
+        <w:rPr>
+          <w:lang w:val="en-US"/>
+        </w:rPr>
+        <w:t>1.</w:t>
+      </w:r>
+      <w:r>
+        <w:rPr>
+          <w:lang w:val="en-US"/>
+        </w:rPr>
+        <w:t>Verify</w:t>
+      </w:r>
+      <w:proofErr w:type="gramEnd"/>
+      <w:r>
+        <w:rPr>
+          <w:lang w:val="en-US"/>
+        </w:rPr>
+        <w:t xml:space="preserve"> that parent and teacher can view attendance records successfully.</w:t>
+      </w:r>
+    </w:p>
+    <w:p>
+      <w:pPr>
+        <w:rPr>
+          <w:lang w:val="en-US"/>
+        </w:rPr>
+      </w:pPr>
+      <w:proofErr w:type="gramStart"/>
+      <w:r>
+        <w:rPr>
+          <w:lang w:val="en-US"/>
+        </w:rPr>
+        <w:t>2.</w:t>
+      </w:r>
+      <w:r>
+        <w:rPr>
+          <w:lang w:val="en-US"/>
+        </w:rPr>
+        <w:t>Verify</w:t>
+      </w:r>
+      <w:proofErr w:type="gramEnd"/>
+      <w:r>
+        <w:rPr>
+          <w:lang w:val="en-US"/>
+        </w:rPr>
+        <w:t xml:space="preserve"> that unauthorized users cannot access attendance records.</w:t>
+      </w:r>
+    </w:p>
+    <w:p>
+      <w:pPr>
+        <w:rPr>
+          <w:lang w:val="en-US"/>
+        </w:rPr>
+      </w:pPr>
       <w:r>
         <w:rPr>
           <w:lang w:val="en-US"/>
@@ -736,6 +1215,19 @@
         <w:rPr>
           <w:lang w:val="en-US"/>
         </w:rPr>
+        <w:t>AC1</w:t>
+      </w:r>
+    </w:p>
+    <w:p>
+      <w:pPr>
+        <w:rPr>
+          <w:lang w:val="en-US"/>
+        </w:rPr>
+      </w:pPr>
+      <w:r>
+        <w:rPr>
+          <w:lang w:val="en-US"/>
+        </w:rPr>
         <w:t>Given the admin is logged into the system</w:t>
       </w:r>
     </w:p>
@@ -762,7 +1254,8 @@
         <w:rPr>
           <w:lang w:val="en-US"/>
         </w:rPr>
-        <w:t>And enters exam details such as subject, date, and time</w:t>
+        <w:lastRenderedPageBreak/>
+        <w:t>And enters subject, date, and time</w:t>
       </w:r>
     </w:p>
     <w:p>
@@ -801,30 +1294,947 @@
         <w:rPr>
           <w:lang w:val="en-US"/>
         </w:rPr>
-        <w:t>And display the exam schedule to students and teachers</w:t>
-      </w:r>
-      <w:r>
-        <w:rPr>
-          <w:lang w:val="en-US"/>
-        </w:rPr>
-        <w:br/>
-      </w:r>
-    </w:p>
-    <w:p>
-      <w:pPr>
-        <w:rPr>
-          <w:b/>
-          <w:lang w:val="en-US"/>
-        </w:rPr>
-      </w:pPr>
-      <w:r>
-        <w:rPr>
-          <w:b/>
+        <w:t>And display it to students and teachers</w:t>
+      </w:r>
+    </w:p>
+    <w:p>
+      <w:pPr>
+        <w:rPr>
+          <w:lang w:val="en-US"/>
+        </w:rPr>
+      </w:pPr>
+      <w:r>
+        <w:rPr>
+          <w:lang w:val="en-US"/>
+        </w:rPr>
+        <w:t>AC2</w:t>
+      </w:r>
+    </w:p>
+    <w:p>
+      <w:pPr>
+        <w:rPr>
+          <w:lang w:val="en-US"/>
+        </w:rPr>
+      </w:pPr>
+      <w:r>
+        <w:rPr>
+          <w:lang w:val="en-US"/>
+        </w:rPr>
+        <w:t>Given the admin is on the exam scheduling page</w:t>
+      </w:r>
+    </w:p>
+    <w:p>
+      <w:pPr>
+        <w:rPr>
+          <w:lang w:val="en-US"/>
+        </w:rPr>
+      </w:pPr>
+      <w:r>
+        <w:rPr>
+          <w:lang w:val="en-US"/>
+        </w:rPr>
+        <w:t>When the admin tries to save exam details without entering subject or date</w:t>
+      </w:r>
+    </w:p>
+    <w:p>
+      <w:pPr>
+        <w:rPr>
+          <w:lang w:val="en-US"/>
+        </w:rPr>
+      </w:pPr>
+      <w:r>
+        <w:rPr>
+          <w:lang w:val="en-US"/>
+        </w:rPr>
+        <w:t>Then the system should display an error message</w:t>
+      </w:r>
+    </w:p>
+    <w:p>
+      <w:pPr>
+        <w:rPr>
+          <w:lang w:val="en-US"/>
+        </w:rPr>
+      </w:pPr>
+      <w:r>
+        <w:rPr>
+          <w:lang w:val="en-US"/>
+        </w:rPr>
+        <w:t>And prevent saving the exam schedule</w:t>
+      </w:r>
+    </w:p>
+    <w:p>
+      <w:pPr>
+        <w:rPr>
+          <w:lang w:val="en-US"/>
+        </w:rPr>
+      </w:pPr>
+      <w:r>
+        <w:rPr>
+          <w:lang w:val="en-US"/>
+        </w:rPr>
+        <w:br/>
+      </w:r>
+    </w:p>
+    <w:p>
+      <w:pPr>
+        <w:rPr>
+          <w:b/>
+          <w:lang w:val="en-US"/>
+        </w:rPr>
+      </w:pPr>
+      <w:r>
+        <w:rPr>
+          <w:b/>
+          <w:lang w:val="en-US"/>
+        </w:rPr>
+        <w:t>Test Scenario</w:t>
+      </w:r>
+      <w:r>
+        <w:rPr>
+          <w:b/>
+          <w:lang w:val="en-US"/>
+        </w:rPr>
+        <w:t>:</w:t>
+      </w:r>
+    </w:p>
+    <w:p>
+      <w:pPr>
+        <w:rPr>
+          <w:b/>
+          <w:lang w:val="en-US"/>
+        </w:rPr>
+      </w:pPr>
+      <w:proofErr w:type="gramStart"/>
+      <w:r>
+        <w:rPr>
+          <w:lang w:val="en-US"/>
+        </w:rPr>
+        <w:t>1.</w:t>
+      </w:r>
+      <w:r>
+        <w:rPr>
+          <w:lang w:val="en-US"/>
+        </w:rPr>
+        <w:t>Verify</w:t>
+      </w:r>
+      <w:proofErr w:type="gramEnd"/>
+      <w:r>
+        <w:rPr>
+          <w:lang w:val="en-US"/>
+        </w:rPr>
+        <w:t xml:space="preserve"> that the administrator can schedule exams successfully.</w:t>
+      </w:r>
+      <w:r>
+        <w:rPr>
+          <w:lang w:val="en-US"/>
+        </w:rPr>
+        <w:br/>
+      </w:r>
+      <w:r>
+        <w:rPr>
+          <w:lang w:val="en-US"/>
+        </w:rPr>
+        <w:t>2.</w:t>
+      </w:r>
+      <w:r>
+        <w:t xml:space="preserve"> </w:t>
+      </w:r>
+      <w:r>
+        <w:rPr>
+          <w:lang w:val="en-US"/>
+        </w:rPr>
+        <w:t>Verify that the system prevents scheduling an exam when required fields are missing.</w:t>
+      </w:r>
+      <w:r>
+        <w:rPr>
+          <w:lang w:val="en-US"/>
+        </w:rPr>
+        <w:br/>
+      </w:r>
+      <w:r>
+        <w:rPr>
+          <w:lang w:val="en-US"/>
+        </w:rPr>
+        <w:br/>
+      </w:r>
+      <w:r>
+        <w:rPr>
+          <w:b/>
+          <w:lang w:val="en-US"/>
+        </w:rPr>
+        <w:t>User Story 2:</w:t>
+      </w:r>
+      <w:r>
+        <w:rPr>
+          <w:b/>
+          <w:lang w:val="en-US"/>
+        </w:rPr>
+        <w:br/>
+      </w:r>
+      <w:r>
+        <w:rPr>
+          <w:b/>
+          <w:lang w:val="en-US"/>
+        </w:rPr>
+        <w:br/>
+      </w:r>
+      <w:r>
+        <w:rPr>
+          <w:lang w:val="en-US"/>
+        </w:rPr>
+        <w:t>As a teacher, I want to enter grades for students, so that student performance can be recorded.</w:t>
+      </w:r>
+      <w:r>
+        <w:rPr>
+          <w:lang w:val="en-US"/>
+        </w:rPr>
+        <w:br/>
+      </w:r>
+      <w:r>
+        <w:rPr>
+          <w:lang w:val="en-US"/>
+        </w:rPr>
+        <w:br/>
+      </w:r>
+      <w:r>
+        <w:rPr>
+          <w:b/>
+          <w:lang w:val="en-US"/>
+        </w:rPr>
+        <w:t>Acceptance Criteria:</w:t>
+      </w:r>
+    </w:p>
+    <w:p>
+      <w:pPr>
+        <w:rPr>
+          <w:lang w:val="en-US"/>
+        </w:rPr>
+      </w:pPr>
+      <w:r>
+        <w:rPr>
+          <w:lang w:val="en-US"/>
+        </w:rPr>
+        <w:t>AC1</w:t>
+      </w:r>
+      <w:r>
+        <w:rPr>
+          <w:b/>
+          <w:lang w:val="en-US"/>
+        </w:rPr>
+        <w:br/>
+      </w:r>
+      <w:r>
+        <w:rPr>
+          <w:b/>
+          <w:lang w:val="en-US"/>
+        </w:rPr>
+        <w:br/>
+      </w:r>
+      <w:proofErr w:type="gramStart"/>
+      <w:r>
+        <w:rPr>
+          <w:lang w:val="en-US"/>
+        </w:rPr>
+        <w:t>Given</w:t>
+      </w:r>
+      <w:proofErr w:type="gramEnd"/>
+      <w:r>
+        <w:rPr>
+          <w:lang w:val="en-US"/>
+        </w:rPr>
+        <w:t xml:space="preserve"> the teacher is logged into the system</w:t>
+      </w:r>
+    </w:p>
+    <w:p>
+      <w:pPr>
+        <w:rPr>
+          <w:lang w:val="en-US"/>
+        </w:rPr>
+      </w:pPr>
+      <w:r>
+        <w:rPr>
+          <w:lang w:val="en-US"/>
+        </w:rPr>
+        <w:t>When the teacher navigates to the grading page</w:t>
+      </w:r>
+    </w:p>
+    <w:p>
+      <w:pPr>
+        <w:rPr>
+          <w:lang w:val="en-US"/>
+        </w:rPr>
+      </w:pPr>
+      <w:r>
+        <w:rPr>
+          <w:lang w:val="en-US"/>
+        </w:rPr>
+        <w:t>And selects exam and class</w:t>
+      </w:r>
+    </w:p>
+    <w:p>
+      <w:pPr>
+        <w:rPr>
+          <w:lang w:val="en-US"/>
+        </w:rPr>
+      </w:pPr>
+      <w:r>
+        <w:rPr>
+          <w:lang w:val="en-US"/>
+        </w:rPr>
+        <w:t>And enters marks for students</w:t>
+      </w:r>
+    </w:p>
+    <w:p>
+      <w:pPr>
+        <w:rPr>
+          <w:lang w:val="en-US"/>
+        </w:rPr>
+      </w:pPr>
+      <w:r>
+        <w:rPr>
+          <w:lang w:val="en-US"/>
+        </w:rPr>
+        <w:t>And clicks save</w:t>
+      </w:r>
+    </w:p>
+    <w:p>
+      <w:pPr>
+        <w:rPr>
+          <w:lang w:val="en-US"/>
+        </w:rPr>
+      </w:pPr>
+      <w:r>
+        <w:rPr>
+          <w:lang w:val="en-US"/>
+        </w:rPr>
+        <w:t>Then the system should store the marks successfully</w:t>
+      </w:r>
+    </w:p>
+    <w:p>
+      <w:pPr>
+        <w:rPr>
+          <w:lang w:val="en-US"/>
+        </w:rPr>
+      </w:pPr>
+      <w:r>
+        <w:rPr>
+          <w:lang w:val="en-US"/>
+        </w:rPr>
+        <w:t>And calculate grades if required</w:t>
+      </w:r>
+    </w:p>
+    <w:p>
+      <w:pPr>
+        <w:rPr>
+          <w:lang w:val="en-US"/>
+        </w:rPr>
+      </w:pPr>
+      <w:r>
+        <w:rPr>
+          <w:lang w:val="en-US"/>
+        </w:rPr>
+        <w:t>AC2</w:t>
+      </w:r>
+    </w:p>
+    <w:p>
+      <w:pPr>
+        <w:rPr>
+          <w:lang w:val="en-US"/>
+        </w:rPr>
+      </w:pPr>
+      <w:r>
+        <w:rPr>
+          <w:lang w:val="en-US"/>
+        </w:rPr>
+        <w:t>Given the teacher is on the grading page</w:t>
+      </w:r>
+    </w:p>
+    <w:p>
+      <w:pPr>
+        <w:rPr>
+          <w:lang w:val="en-US"/>
+        </w:rPr>
+      </w:pPr>
+      <w:r>
+        <w:rPr>
           <w:lang w:val="en-US"/>
         </w:rPr>
         <w:lastRenderedPageBreak/>
+        <w:t>When the teacher tries to save marks without entering marks</w:t>
+      </w:r>
+    </w:p>
+    <w:p>
+      <w:pPr>
+        <w:rPr>
+          <w:lang w:val="en-US"/>
+        </w:rPr>
+      </w:pPr>
+      <w:r>
+        <w:rPr>
+          <w:lang w:val="en-US"/>
+        </w:rPr>
+        <w:t>Then the system should display an error message</w:t>
+      </w:r>
+    </w:p>
+    <w:p>
+      <w:pPr>
+        <w:rPr>
+          <w:lang w:val="en-US"/>
+        </w:rPr>
+      </w:pPr>
+    </w:p>
+    <w:p>
+      <w:pPr>
+        <w:rPr>
+          <w:b/>
+          <w:lang w:val="en-US"/>
+        </w:rPr>
+      </w:pPr>
+      <w:r>
+        <w:rPr>
+          <w:b/>
+          <w:lang w:val="en-US"/>
+        </w:rPr>
         <w:t>Test Scenario</w:t>
       </w:r>
+    </w:p>
+    <w:p>
+      <w:pPr>
+        <w:rPr>
+          <w:lang w:val="en-US"/>
+        </w:rPr>
+      </w:pPr>
+      <w:r>
+        <w:rPr>
+          <w:lang w:val="en-US"/>
+        </w:rPr>
+        <w:t>1.</w:t>
+      </w:r>
+      <w:r>
+        <w:t xml:space="preserve"> </w:t>
+      </w:r>
+      <w:r>
+        <w:rPr>
+          <w:lang w:val="en-US"/>
+        </w:rPr>
+        <w:t xml:space="preserve">Verify that the teacher can enter and </w:t>
+      </w:r>
+      <w:r>
+        <w:rPr>
+          <w:lang w:val="en-US"/>
+        </w:rPr>
+        <w:t>save student marks successfully</w:t>
+      </w:r>
+      <w:r>
+        <w:rPr>
+          <w:lang w:val="en-US"/>
+        </w:rPr>
+        <w:t>.</w:t>
+      </w:r>
+    </w:p>
+    <w:p>
+      <w:pPr>
+        <w:rPr>
+          <w:lang w:val="en-US"/>
+        </w:rPr>
+      </w:pPr>
+      <w:r>
+        <w:rPr>
+          <w:lang w:val="en-US"/>
+        </w:rPr>
+        <w:t>2.</w:t>
+      </w:r>
+      <w:r>
+        <w:t xml:space="preserve"> </w:t>
+      </w:r>
+      <w:r>
+        <w:rPr>
+          <w:lang w:val="en-US"/>
+        </w:rPr>
+        <w:t>Verify that the system displays an error when marks are not entered.</w:t>
+      </w:r>
+    </w:p>
+    <w:p>
+      <w:pPr>
+        <w:rPr>
+          <w:lang w:val="en-US"/>
+        </w:rPr>
+      </w:pPr>
+    </w:p>
+    <w:p>
+      <w:pPr>
+        <w:rPr>
+          <w:b/>
+          <w:lang w:val="en-US"/>
+        </w:rPr>
+      </w:pPr>
+      <w:r>
+        <w:rPr>
+          <w:b/>
+          <w:lang w:val="en-US"/>
+        </w:rPr>
+        <w:t>User Story 3:</w:t>
+      </w:r>
+    </w:p>
+    <w:p>
+      <w:pPr>
+        <w:rPr>
+          <w:lang w:val="en-US"/>
+        </w:rPr>
+      </w:pPr>
+      <w:r>
+        <w:rPr>
+          <w:lang w:val="en-US"/>
+        </w:rPr>
+        <w:t>As a parent or student, I want to view exam results and progress reports, so that I can monitor academic performance.</w:t>
+      </w:r>
+    </w:p>
+    <w:p>
+      <w:pPr>
+        <w:rPr>
+          <w:b/>
+          <w:lang w:val="en-US"/>
+        </w:rPr>
+      </w:pPr>
+      <w:r>
+        <w:rPr>
+          <w:b/>
+          <w:lang w:val="en-US"/>
+        </w:rPr>
+        <w:t>Acceptance Criteria:</w:t>
+      </w:r>
+    </w:p>
+    <w:p>
+      <w:pPr>
+        <w:rPr>
+          <w:lang w:val="en-US"/>
+        </w:rPr>
+      </w:pPr>
+      <w:r>
+        <w:rPr>
+          <w:lang w:val="en-US"/>
+        </w:rPr>
+        <w:t>AC1</w:t>
+      </w:r>
+    </w:p>
+    <w:p>
+      <w:pPr>
+        <w:rPr>
+          <w:lang w:val="en-US"/>
+        </w:rPr>
+      </w:pPr>
+      <w:r>
+        <w:rPr>
+          <w:lang w:val="en-US"/>
+        </w:rPr>
+        <w:t>Given the student or parent is logged into the system</w:t>
+      </w:r>
+    </w:p>
+    <w:p>
+      <w:pPr>
+        <w:rPr>
+          <w:lang w:val="en-US"/>
+        </w:rPr>
+      </w:pPr>
+      <w:r>
+        <w:rPr>
+          <w:lang w:val="en-US"/>
+        </w:rPr>
+        <w:t>When the user navigates to the grades page</w:t>
+      </w:r>
+    </w:p>
+    <w:p>
+      <w:pPr>
+        <w:rPr>
+          <w:lang w:val="en-US"/>
+        </w:rPr>
+      </w:pPr>
+      <w:r>
+        <w:rPr>
+          <w:lang w:val="en-US"/>
+        </w:rPr>
+        <w:t>Then the system should display subject-wise marks and total score</w:t>
+      </w:r>
+    </w:p>
+    <w:p>
+      <w:pPr>
+        <w:rPr>
+          <w:lang w:val="en-US"/>
+        </w:rPr>
+      </w:pPr>
+      <w:r>
+        <w:rPr>
+          <w:lang w:val="en-US"/>
+        </w:rPr>
+        <w:t>And allow the user to view the progress report</w:t>
+      </w:r>
+    </w:p>
+    <w:p>
+      <w:pPr>
+        <w:rPr>
+          <w:lang w:val="en-US"/>
+        </w:rPr>
+      </w:pPr>
+      <w:r>
+        <w:rPr>
+          <w:lang w:val="en-US"/>
+        </w:rPr>
+        <w:t>AC2</w:t>
+      </w:r>
+    </w:p>
+    <w:p>
+      <w:pPr>
+        <w:rPr>
+          <w:lang w:val="en-US"/>
+        </w:rPr>
+      </w:pPr>
+      <w:r>
+        <w:rPr>
+          <w:lang w:val="en-US"/>
+        </w:rPr>
+        <w:t>Given the user is not logged into the system</w:t>
+      </w:r>
+    </w:p>
+    <w:p>
+      <w:pPr>
+        <w:rPr>
+          <w:lang w:val="en-US"/>
+        </w:rPr>
+      </w:pPr>
+      <w:r>
+        <w:rPr>
+          <w:lang w:val="en-US"/>
+        </w:rPr>
+        <w:t>When the user tries to access the grades page</w:t>
+      </w:r>
+    </w:p>
+    <w:p>
+      <w:pPr>
+        <w:rPr>
+          <w:lang w:val="en-US"/>
+        </w:rPr>
+      </w:pPr>
+      <w:r>
+        <w:rPr>
+          <w:lang w:val="en-US"/>
+        </w:rPr>
+        <w:t>Then the system should deny access</w:t>
+      </w:r>
+    </w:p>
+    <w:p>
+      <w:pPr>
+        <w:rPr>
+          <w:b/>
+          <w:lang w:val="en-US"/>
+        </w:rPr>
+      </w:pPr>
+    </w:p>
+    <w:p>
+      <w:pPr>
+        <w:rPr>
+          <w:b/>
+          <w:lang w:val="en-US"/>
+        </w:rPr>
+      </w:pPr>
+      <w:r>
+        <w:rPr>
+          <w:b/>
+          <w:lang w:val="en-US"/>
+        </w:rPr>
+        <w:t>Test Scenario</w:t>
+      </w:r>
+    </w:p>
+    <w:p>
+      <w:pPr>
+        <w:rPr>
+          <w:lang w:val="en-US"/>
+        </w:rPr>
+      </w:pPr>
+      <w:r>
+        <w:rPr>
+          <w:lang w:val="en-US"/>
+        </w:rPr>
+        <w:t>1.</w:t>
+      </w:r>
+      <w:r>
+        <w:t xml:space="preserve"> </w:t>
+      </w:r>
+      <w:r>
+        <w:rPr>
+          <w:lang w:val="en-US"/>
+        </w:rPr>
+        <w:t>Verify that students and parents can view grades an</w:t>
+      </w:r>
+      <w:r>
+        <w:rPr>
+          <w:lang w:val="en-US"/>
+        </w:rPr>
+        <w:t>d progress reports successfully</w:t>
+      </w:r>
+      <w:r>
+        <w:rPr>
+          <w:lang w:val="en-US"/>
+        </w:rPr>
+        <w:t>.</w:t>
+      </w:r>
+    </w:p>
+    <w:p>
+      <w:pPr>
+        <w:rPr>
+          <w:lang w:val="en-US"/>
+        </w:rPr>
+      </w:pPr>
+      <w:r>
+        <w:rPr>
+          <w:lang w:val="en-US"/>
+        </w:rPr>
+        <w:t>2.</w:t>
+      </w:r>
+      <w:r>
+        <w:t xml:space="preserve"> </w:t>
+      </w:r>
+      <w:r>
+        <w:rPr>
+          <w:lang w:val="en-US"/>
+        </w:rPr>
+        <w:t>Verify that unauthorized users cannot access grades information.</w:t>
+      </w:r>
+    </w:p>
+    <w:p>
+      <w:pPr>
+        <w:rPr>
+          <w:lang w:val="en-US"/>
+        </w:rPr>
+      </w:pPr>
+    </w:p>
+    <w:p>
+      <w:pPr>
+        <w:rPr>
+          <w:b/>
+          <w:lang w:val="en-US"/>
+        </w:rPr>
+      </w:pPr>
+      <w:r>
+        <w:rPr>
+          <w:b/>
+          <w:lang w:val="en-US"/>
+        </w:rPr>
+        <w:t>User Story</w:t>
+      </w:r>
+      <w:r>
+        <w:rPr>
+          <w:b/>
+          <w:lang w:val="en-US"/>
+        </w:rPr>
+        <w:t xml:space="preserve"> </w:t>
+      </w:r>
+      <w:r>
+        <w:rPr>
+          <w:b/>
+          <w:lang w:val="en-US"/>
+        </w:rPr>
+        <w:t>4:</w:t>
+      </w:r>
+    </w:p>
+    <w:p>
+      <w:pPr>
+        <w:rPr>
+          <w:lang w:val="en-US"/>
+        </w:rPr>
+      </w:pPr>
+      <w:r>
+        <w:rPr>
+          <w:lang w:val="en-US"/>
+        </w:rPr>
+        <w:t>As a parent, I want to receive notifications when exam schedules or results are published, so that I stay informed about my child’s academic updates.</w:t>
+      </w:r>
+    </w:p>
+    <w:p>
+      <w:pPr>
+        <w:rPr>
+          <w:b/>
+          <w:lang w:val="en-US"/>
+        </w:rPr>
+      </w:pPr>
+      <w:r>
+        <w:rPr>
+          <w:b/>
+          <w:lang w:val="en-US"/>
+        </w:rPr>
+        <w:lastRenderedPageBreak/>
+        <w:t>Acceptance Criteria:</w:t>
+      </w:r>
+    </w:p>
+    <w:p>
+      <w:pPr>
+        <w:rPr>
+          <w:lang w:val="en-US"/>
+        </w:rPr>
+      </w:pPr>
+      <w:r>
+        <w:rPr>
+          <w:lang w:val="en-US"/>
+        </w:rPr>
+        <w:t>AC1</w:t>
+      </w:r>
+    </w:p>
+    <w:p>
+      <w:pPr>
+        <w:rPr>
+          <w:lang w:val="en-US"/>
+        </w:rPr>
+      </w:pPr>
+      <w:r>
+        <w:rPr>
+          <w:lang w:val="en-US"/>
+        </w:rPr>
+        <w:t>Given the admin publishes the exam schedule</w:t>
+      </w:r>
+    </w:p>
+    <w:p>
+      <w:pPr>
+        <w:rPr>
+          <w:lang w:val="en-US"/>
+        </w:rPr>
+      </w:pPr>
+      <w:r>
+        <w:rPr>
+          <w:lang w:val="en-US"/>
+        </w:rPr>
+        <w:t>When the exam schedule is saved</w:t>
+      </w:r>
+    </w:p>
+    <w:p>
+      <w:pPr>
+        <w:rPr>
+          <w:lang w:val="en-US"/>
+        </w:rPr>
+      </w:pPr>
+      <w:r>
+        <w:rPr>
+          <w:lang w:val="en-US"/>
+        </w:rPr>
+        <w:t>Then the system should send a notification to parents</w:t>
+      </w:r>
+    </w:p>
+    <w:p>
+      <w:pPr>
+        <w:rPr>
+          <w:lang w:val="en-US"/>
+        </w:rPr>
+      </w:pPr>
+      <w:r>
+        <w:rPr>
+          <w:lang w:val="en-US"/>
+        </w:rPr>
+        <w:t>AC2</w:t>
+      </w:r>
+    </w:p>
+    <w:p>
+      <w:pPr>
+        <w:rPr>
+          <w:lang w:val="en-US"/>
+        </w:rPr>
+      </w:pPr>
+      <w:r>
+        <w:rPr>
+          <w:lang w:val="en-US"/>
+        </w:rPr>
+        <w:t>Given the teacher publishes exam results</w:t>
+      </w:r>
+    </w:p>
+    <w:p>
+      <w:pPr>
+        <w:rPr>
+          <w:lang w:val="en-US"/>
+        </w:rPr>
+      </w:pPr>
+      <w:r>
+        <w:rPr>
+          <w:lang w:val="en-US"/>
+        </w:rPr>
+        <w:t>When the results are saved</w:t>
+      </w:r>
+    </w:p>
+    <w:p>
+      <w:pPr>
+        <w:rPr>
+          <w:lang w:val="en-US"/>
+        </w:rPr>
+      </w:pPr>
+      <w:r>
+        <w:rPr>
+          <w:lang w:val="en-US"/>
+        </w:rPr>
+        <w:t>Then the system should send a notification to parents</w:t>
+      </w:r>
+    </w:p>
+    <w:p>
+      <w:pPr>
+        <w:rPr>
+          <w:lang w:val="en-US"/>
+        </w:rPr>
+      </w:pPr>
+      <w:r>
+        <w:rPr>
+          <w:lang w:val="en-US"/>
+        </w:rPr>
+        <w:t>AC3</w:t>
+      </w:r>
+    </w:p>
+    <w:p>
+      <w:pPr>
+        <w:rPr>
+          <w:lang w:val="en-US"/>
+        </w:rPr>
+      </w:pPr>
+      <w:r>
+        <w:rPr>
+          <w:lang w:val="en-US"/>
+        </w:rPr>
+        <w:t>Given the exam schedule or results are not published</w:t>
+      </w:r>
+    </w:p>
+    <w:p>
+      <w:pPr>
+        <w:rPr>
+          <w:lang w:val="en-US"/>
+        </w:rPr>
+      </w:pPr>
+      <w:r>
+        <w:rPr>
+          <w:lang w:val="en-US"/>
+        </w:rPr>
+        <w:t>When the parent logs into the system</w:t>
+      </w:r>
+    </w:p>
+    <w:p>
+      <w:pPr>
+        <w:rPr>
+          <w:lang w:val="en-US"/>
+        </w:rPr>
+      </w:pPr>
+      <w:r>
+        <w:rPr>
+          <w:lang w:val="en-US"/>
+        </w:rPr>
+        <w:t>Then the system should not send any notification</w:t>
+      </w:r>
+    </w:p>
+    <w:p>
+      <w:pPr>
+        <w:rPr>
+          <w:b/>
+          <w:lang w:val="en-US"/>
+        </w:rPr>
+      </w:pPr>
+      <w:r>
+        <w:rPr>
+          <w:b/>
+          <w:lang w:val="en-US"/>
+        </w:rPr>
+        <w:t>Test Scenarios</w:t>
+      </w:r>
       <w:r>
         <w:rPr>
           <w:b/>
@@ -839,372 +2249,47 @@
           <w:lang w:val="en-US"/>
         </w:rPr>
       </w:pPr>
-      <w:r>
-        <w:rPr>
-          <w:lang w:val="en-US"/>
-        </w:rPr>
-        <w:t>Verify that the administrator can schedule exams successfully.</w:t>
-      </w:r>
-      <w:r>
-        <w:rPr>
-          <w:lang w:val="en-US"/>
-        </w:rPr>
-        <w:br/>
-      </w:r>
-      <w:r>
-        <w:rPr>
-          <w:lang w:val="en-US"/>
-        </w:rPr>
-        <w:br/>
-      </w:r>
-      <w:r>
-        <w:rPr>
-          <w:lang w:val="en-US"/>
-        </w:rPr>
-        <w:br/>
-      </w:r>
-      <w:r>
-        <w:rPr>
-          <w:b/>
-          <w:lang w:val="en-US"/>
-        </w:rPr>
-        <w:t>User Story 2</w:t>
-      </w:r>
       <w:proofErr w:type="gramStart"/>
       <w:r>
         <w:rPr>
-          <w:b/>
-          <w:lang w:val="en-US"/>
-        </w:rPr>
-        <w:t>:</w:t>
+          <w:lang w:val="en-US"/>
+        </w:rPr>
+        <w:t>1.</w:t>
+      </w:r>
+      <w:r>
+        <w:rPr>
+          <w:lang w:val="en-US"/>
+        </w:rPr>
+        <w:t>Verify</w:t>
       </w:r>
       <w:proofErr w:type="gramEnd"/>
       <w:r>
         <w:rPr>
-          <w:b/>
-          <w:lang w:val="en-US"/>
-        </w:rPr>
-        <w:br/>
-      </w:r>
-      <w:r>
-        <w:rPr>
-          <w:b/>
-          <w:lang w:val="en-US"/>
-        </w:rPr>
-        <w:br/>
-      </w:r>
-      <w:r>
-        <w:rPr>
-          <w:lang w:val="en-US"/>
-        </w:rPr>
-        <w:t>As a teacher, I want to enter grades for students, so that student performance can be recorded.</w:t>
-      </w:r>
-      <w:r>
-        <w:rPr>
-          <w:lang w:val="en-US"/>
-        </w:rPr>
-        <w:br/>
-      </w:r>
-      <w:r>
-        <w:rPr>
-          <w:lang w:val="en-US"/>
-        </w:rPr>
-        <w:br/>
-      </w:r>
-      <w:r>
-        <w:rPr>
-          <w:b/>
-          <w:lang w:val="en-US"/>
-        </w:rPr>
-        <w:t>Acceptance Criteria</w:t>
-      </w:r>
-      <w:proofErr w:type="gramStart"/>
-      <w:r>
-        <w:rPr>
-          <w:b/>
-          <w:lang w:val="en-US"/>
-        </w:rPr>
-        <w:t>:</w:t>
-      </w:r>
-      <w:proofErr w:type="gramEnd"/>
-      <w:r>
-        <w:rPr>
-          <w:b/>
-          <w:lang w:val="en-US"/>
-        </w:rPr>
-        <w:br/>
-      </w:r>
-      <w:r>
-        <w:rPr>
-          <w:b/>
-          <w:lang w:val="en-US"/>
-        </w:rPr>
-        <w:br/>
-      </w:r>
-      <w:r>
-        <w:rPr>
-          <w:lang w:val="en-US"/>
-        </w:rPr>
-        <w:t>Given the teacher is logged into the system</w:t>
-      </w:r>
-    </w:p>
-    <w:p>
-      <w:pPr>
-        <w:rPr>
-          <w:lang w:val="en-US"/>
-        </w:rPr>
-      </w:pPr>
-      <w:r>
-        <w:rPr>
-          <w:lang w:val="en-US"/>
-        </w:rPr>
-        <w:t>When the teacher navigates to the grading page</w:t>
-      </w:r>
-    </w:p>
-    <w:p>
-      <w:pPr>
-        <w:rPr>
-          <w:lang w:val="en-US"/>
-        </w:rPr>
-      </w:pPr>
-      <w:r>
-        <w:rPr>
-          <w:lang w:val="en-US"/>
-        </w:rPr>
-        <w:t>And selects exam and class</w:t>
-      </w:r>
-    </w:p>
-    <w:p>
-      <w:pPr>
-        <w:rPr>
-          <w:lang w:val="en-US"/>
-        </w:rPr>
-      </w:pPr>
-      <w:r>
-        <w:rPr>
-          <w:lang w:val="en-US"/>
-        </w:rPr>
-        <w:t>And enters marks for students</w:t>
-      </w:r>
-    </w:p>
-    <w:p>
-      <w:pPr>
-        <w:rPr>
-          <w:lang w:val="en-US"/>
-        </w:rPr>
-      </w:pPr>
-      <w:r>
-        <w:rPr>
-          <w:lang w:val="en-US"/>
-        </w:rPr>
-        <w:t>And clicks save</w:t>
-      </w:r>
-    </w:p>
-    <w:p>
-      <w:pPr>
-        <w:rPr>
-          <w:lang w:val="en-US"/>
-        </w:rPr>
-      </w:pPr>
-      <w:r>
-        <w:rPr>
-          <w:lang w:val="en-US"/>
-        </w:rPr>
-        <w:t>Then the system should store the marks successfully</w:t>
-      </w:r>
-    </w:p>
-    <w:p>
-      <w:pPr>
-        <w:rPr>
-          <w:lang w:val="en-US"/>
-        </w:rPr>
-      </w:pPr>
-      <w:r>
-        <w:rPr>
-          <w:lang w:val="en-US"/>
-        </w:rPr>
-        <w:t>And calculate grades if required</w:t>
-      </w:r>
-    </w:p>
-    <w:p>
-      <w:pPr>
-        <w:rPr>
-          <w:lang w:val="en-US"/>
-        </w:rPr>
-      </w:pPr>
-    </w:p>
-    <w:p>
-      <w:pPr>
-        <w:rPr>
-          <w:b/>
-          <w:lang w:val="en-US"/>
-        </w:rPr>
-      </w:pPr>
-      <w:r>
-        <w:rPr>
-          <w:b/>
-          <w:lang w:val="en-US"/>
-        </w:rPr>
-        <w:t>Test Scenario</w:t>
-      </w:r>
-    </w:p>
-    <w:p>
-      <w:pPr>
-        <w:rPr>
-          <w:lang w:val="en-US"/>
-        </w:rPr>
-      </w:pPr>
-      <w:r>
-        <w:rPr>
-          <w:lang w:val="en-US"/>
-        </w:rPr>
-        <w:t>Verify that the teacher can enter and save student marks.</w:t>
-      </w:r>
-    </w:p>
-    <w:p>
-      <w:pPr>
-        <w:rPr>
-          <w:lang w:val="en-US"/>
-        </w:rPr>
-      </w:pPr>
-    </w:p>
-    <w:p>
-      <w:pPr>
-        <w:rPr>
-          <w:b/>
-          <w:lang w:val="en-US"/>
-        </w:rPr>
-      </w:pPr>
-      <w:r>
-        <w:rPr>
-          <w:b/>
-          <w:lang w:val="en-US"/>
-        </w:rPr>
-        <w:t>User Story 3:</w:t>
-      </w:r>
-    </w:p>
-    <w:p>
-      <w:pPr>
-        <w:rPr>
-          <w:lang w:val="en-US"/>
-        </w:rPr>
-      </w:pPr>
-      <w:r>
-        <w:rPr>
-          <w:lang w:val="en-US"/>
-        </w:rPr>
-        <w:t>As a parent or student, I want to view exam results and progress reports, so that I can monitor academic performance.</w:t>
-      </w:r>
-    </w:p>
-    <w:p>
-      <w:pPr>
-        <w:rPr>
-          <w:b/>
-          <w:lang w:val="en-US"/>
-        </w:rPr>
-      </w:pPr>
-      <w:r>
-        <w:rPr>
-          <w:b/>
-          <w:lang w:val="en-US"/>
-        </w:rPr>
-        <w:t>Acceptance Criteria:</w:t>
-      </w:r>
-    </w:p>
-    <w:p>
-      <w:pPr>
-        <w:rPr>
-          <w:lang w:val="en-US"/>
-        </w:rPr>
-      </w:pPr>
-      <w:r>
-        <w:rPr>
-          <w:lang w:val="en-US"/>
-        </w:rPr>
-        <w:t>Given the student or parent is logged into the system</w:t>
-      </w:r>
-    </w:p>
-    <w:p>
-      <w:pPr>
-        <w:rPr>
-          <w:lang w:val="en-US"/>
-        </w:rPr>
-      </w:pPr>
-      <w:r>
-        <w:rPr>
-          <w:lang w:val="en-US"/>
-        </w:rPr>
-        <w:t>When the user navigates to the grades page</w:t>
-      </w:r>
-    </w:p>
-    <w:p>
-      <w:pPr>
-        <w:rPr>
-          <w:lang w:val="en-US"/>
-        </w:rPr>
-      </w:pPr>
-      <w:r>
-        <w:rPr>
-          <w:lang w:val="en-US"/>
-        </w:rPr>
-        <w:t>Then the system should display subject-wise marks and total score</w:t>
-      </w:r>
-    </w:p>
-    <w:p>
-      <w:pPr>
-        <w:rPr>
-          <w:lang w:val="en-US"/>
-        </w:rPr>
-      </w:pPr>
-      <w:r>
-        <w:rPr>
-          <w:lang w:val="en-US"/>
-        </w:rPr>
-        <w:t>And allow the user to view the progress report</w:t>
-      </w:r>
-    </w:p>
-    <w:p>
-      <w:pPr>
-        <w:rPr>
-          <w:lang w:val="en-US"/>
-        </w:rPr>
-      </w:pPr>
-    </w:p>
-    <w:p>
-      <w:pPr>
-        <w:rPr>
-          <w:b/>
-          <w:lang w:val="en-US"/>
-        </w:rPr>
-      </w:pPr>
-    </w:p>
-    <w:p>
-      <w:pPr>
-        <w:rPr>
-          <w:b/>
-          <w:lang w:val="en-US"/>
-        </w:rPr>
-      </w:pPr>
-      <w:r>
-        <w:rPr>
-          <w:b/>
-          <w:lang w:val="en-US"/>
-        </w:rPr>
-        <w:lastRenderedPageBreak/>
-        <w:t>Test Scenario</w:t>
-      </w:r>
-    </w:p>
-    <w:p>
-      <w:pPr>
-        <w:rPr>
-          <w:lang w:val="en-US"/>
-        </w:rPr>
-      </w:pPr>
-      <w:r>
-        <w:rPr>
-          <w:lang w:val="en-US"/>
-        </w:rPr>
-        <w:t>Verify that the student or parent can view exam results and progress report.</w:t>
+          <w:lang w:val="en-US"/>
+        </w:rPr>
+        <w:t xml:space="preserve"> that parents receive notifications when exam schedule or results are published</w:t>
+      </w:r>
+    </w:p>
+    <w:p>
+      <w:pPr>
+        <w:rPr>
+          <w:lang w:val="en-US"/>
+        </w:rPr>
+      </w:pPr>
+      <w:r>
+        <w:rPr>
+          <w:lang w:val="en-US"/>
+        </w:rPr>
+        <w:t>2.</w:t>
+      </w:r>
+      <w:r>
+        <w:t xml:space="preserve"> </w:t>
+      </w:r>
+      <w:r>
+        <w:rPr>
+          <w:lang w:val="en-US"/>
+        </w:rPr>
+        <w:t>Verify that notifications are not sent when exam schedule or results are not published.</w:t>
       </w:r>
     </w:p>
     <w:sectPr>
@@ -1215,6 +2300,195 @@
     </w:sectPr>
   </w:body>
 </w:document>
+</file>
+
+<file path=word/numbering.xml><?xml version="1.0" encoding="utf-8"?>
+<w:numbering xmlns:wpc="http://schemas.microsoft.com/office/word/2010/wordprocessingCanvas" xmlns:mc="http://schemas.openxmlformats.org/markup-compatibility/2006" xmlns:o="urn:schemas-microsoft-com:office:office" xmlns:r="http://schemas.openxmlformats.org/officeDocument/2006/relationships" xmlns:m="http://schemas.openxmlformats.org/officeDocument/2006/math" xmlns:v="urn:schemas-microsoft-com:vml" xmlns:wp14="http://schemas.microsoft.com/office/word/2010/wordprocessingDrawing" xmlns:wp="http://schemas.openxmlformats.org/drawingml/2006/wordprocessingDrawing" xmlns:w10="urn:schemas-microsoft-com:office:word" xmlns:w="http://schemas.openxmlformats.org/wordprocessingml/2006/main" xmlns:w14="http://schemas.microsoft.com/office/word/2010/wordml" xmlns:wpg="http://schemas.microsoft.com/office/word/2010/wordprocessingGroup" xmlns:wpi="http://schemas.microsoft.com/office/word/2010/wordprocessingInk" xmlns:wne="http://schemas.microsoft.com/office/word/2006/wordml" xmlns:wps="http://schemas.microsoft.com/office/word/2010/wordprocessingShape" mc:Ignorable="w14 wp14">
+  <w:abstractNum w:abstractNumId="0">
+    <w:nsid w:val="325A6CFF"/>
+    <w:multiLevelType w:val="hybridMultilevel"/>
+    <w:tmpl w:val="DB667A32"/>
+    <w:lvl w:ilvl="0" w:tplc="4009000F">
+      <w:start w:val="1"/>
+      <w:numFmt w:val="decimal"/>
+      <w:lvlText w:val="%1."/>
+      <w:lvlJc w:val="left"/>
+      <w:pPr>
+        <w:ind w:left="720" w:hanging="360"/>
+      </w:pPr>
+      <w:rPr>
+        <w:rFonts w:hint="default"/>
+      </w:rPr>
+    </w:lvl>
+    <w:lvl w:ilvl="1" w:tplc="40090019" w:tentative="1">
+      <w:start w:val="1"/>
+      <w:numFmt w:val="lowerLetter"/>
+      <w:lvlText w:val="%2."/>
+      <w:lvlJc w:val="left"/>
+      <w:pPr>
+        <w:ind w:left="1440" w:hanging="360"/>
+      </w:pPr>
+    </w:lvl>
+    <w:lvl w:ilvl="2" w:tplc="4009001B" w:tentative="1">
+      <w:start w:val="1"/>
+      <w:numFmt w:val="lowerRoman"/>
+      <w:lvlText w:val="%3."/>
+      <w:lvlJc w:val="right"/>
+      <w:pPr>
+        <w:ind w:left="2160" w:hanging="180"/>
+      </w:pPr>
+    </w:lvl>
+    <w:lvl w:ilvl="3" w:tplc="4009000F" w:tentative="1">
+      <w:start w:val="1"/>
+      <w:numFmt w:val="decimal"/>
+      <w:lvlText w:val="%4."/>
+      <w:lvlJc w:val="left"/>
+      <w:pPr>
+        <w:ind w:left="2880" w:hanging="360"/>
+      </w:pPr>
+    </w:lvl>
+    <w:lvl w:ilvl="4" w:tplc="40090019" w:tentative="1">
+      <w:start w:val="1"/>
+      <w:numFmt w:val="lowerLetter"/>
+      <w:lvlText w:val="%5."/>
+      <w:lvlJc w:val="left"/>
+      <w:pPr>
+        <w:ind w:left="3600" w:hanging="360"/>
+      </w:pPr>
+    </w:lvl>
+    <w:lvl w:ilvl="5" w:tplc="4009001B" w:tentative="1">
+      <w:start w:val="1"/>
+      <w:numFmt w:val="lowerRoman"/>
+      <w:lvlText w:val="%6."/>
+      <w:lvlJc w:val="right"/>
+      <w:pPr>
+        <w:ind w:left="4320" w:hanging="180"/>
+      </w:pPr>
+    </w:lvl>
+    <w:lvl w:ilvl="6" w:tplc="4009000F" w:tentative="1">
+      <w:start w:val="1"/>
+      <w:numFmt w:val="decimal"/>
+      <w:lvlText w:val="%7."/>
+      <w:lvlJc w:val="left"/>
+      <w:pPr>
+        <w:ind w:left="5040" w:hanging="360"/>
+      </w:pPr>
+    </w:lvl>
+    <w:lvl w:ilvl="7" w:tplc="40090019" w:tentative="1">
+      <w:start w:val="1"/>
+      <w:numFmt w:val="lowerLetter"/>
+      <w:lvlText w:val="%8."/>
+      <w:lvlJc w:val="left"/>
+      <w:pPr>
+        <w:ind w:left="5760" w:hanging="360"/>
+      </w:pPr>
+    </w:lvl>
+    <w:lvl w:ilvl="8" w:tplc="4009001B" w:tentative="1">
+      <w:start w:val="1"/>
+      <w:numFmt w:val="lowerRoman"/>
+      <w:lvlText w:val="%9."/>
+      <w:lvlJc w:val="right"/>
+      <w:pPr>
+        <w:ind w:left="6480" w:hanging="180"/>
+      </w:pPr>
+    </w:lvl>
+  </w:abstractNum>
+  <w:abstractNum w:abstractNumId="1">
+    <w:nsid w:val="65D268C2"/>
+    <w:multiLevelType w:val="hybridMultilevel"/>
+    <w:tmpl w:val="A7FE5D7A"/>
+    <w:lvl w:ilvl="0" w:tplc="4009000F">
+      <w:start w:val="1"/>
+      <w:numFmt w:val="decimal"/>
+      <w:lvlText w:val="%1."/>
+      <w:lvlJc w:val="left"/>
+      <w:pPr>
+        <w:ind w:left="720" w:hanging="360"/>
+      </w:pPr>
+      <w:rPr>
+        <w:rFonts w:hint="default"/>
+      </w:rPr>
+    </w:lvl>
+    <w:lvl w:ilvl="1" w:tplc="40090019" w:tentative="1">
+      <w:start w:val="1"/>
+      <w:numFmt w:val="lowerLetter"/>
+      <w:lvlText w:val="%2."/>
+      <w:lvlJc w:val="left"/>
+      <w:pPr>
+        <w:ind w:left="1440" w:hanging="360"/>
+      </w:pPr>
+    </w:lvl>
+    <w:lvl w:ilvl="2" w:tplc="4009001B" w:tentative="1">
+      <w:start w:val="1"/>
+      <w:numFmt w:val="lowerRoman"/>
+      <w:lvlText w:val="%3."/>
+      <w:lvlJc w:val="right"/>
+      <w:pPr>
+        <w:ind w:left="2160" w:hanging="180"/>
+      </w:pPr>
+    </w:lvl>
+    <w:lvl w:ilvl="3" w:tplc="4009000F" w:tentative="1">
+      <w:start w:val="1"/>
+      <w:numFmt w:val="decimal"/>
+      <w:lvlText w:val="%4."/>
+      <w:lvlJc w:val="left"/>
+      <w:pPr>
+        <w:ind w:left="2880" w:hanging="360"/>
+      </w:pPr>
+    </w:lvl>
+    <w:lvl w:ilvl="4" w:tplc="40090019" w:tentative="1">
+      <w:start w:val="1"/>
+      <w:numFmt w:val="lowerLetter"/>
+      <w:lvlText w:val="%5."/>
+      <w:lvlJc w:val="left"/>
+      <w:pPr>
+        <w:ind w:left="3600" w:hanging="360"/>
+      </w:pPr>
+    </w:lvl>
+    <w:lvl w:ilvl="5" w:tplc="4009001B" w:tentative="1">
+      <w:start w:val="1"/>
+      <w:numFmt w:val="lowerRoman"/>
+      <w:lvlText w:val="%6."/>
+      <w:lvlJc w:val="right"/>
+      <w:pPr>
+        <w:ind w:left="4320" w:hanging="180"/>
+      </w:pPr>
+    </w:lvl>
+    <w:lvl w:ilvl="6" w:tplc="4009000F" w:tentative="1">
+      <w:start w:val="1"/>
+      <w:numFmt w:val="decimal"/>
+      <w:lvlText w:val="%7."/>
+      <w:lvlJc w:val="left"/>
+      <w:pPr>
+        <w:ind w:left="5040" w:hanging="360"/>
+      </w:pPr>
+    </w:lvl>
+    <w:lvl w:ilvl="7" w:tplc="40090019" w:tentative="1">
+      <w:start w:val="1"/>
+      <w:numFmt w:val="lowerLetter"/>
+      <w:lvlText w:val="%8."/>
+      <w:lvlJc w:val="left"/>
+      <w:pPr>
+        <w:ind w:left="5760" w:hanging="360"/>
+      </w:pPr>
+    </w:lvl>
+    <w:lvl w:ilvl="8" w:tplc="4009001B" w:tentative="1">
+      <w:start w:val="1"/>
+      <w:numFmt w:val="lowerRoman"/>
+      <w:lvlText w:val="%9."/>
+      <w:lvlJc w:val="right"/>
+      <w:pPr>
+        <w:ind w:left="6480" w:hanging="180"/>
+      </w:pPr>
+    </w:lvl>
+  </w:abstractNum>
+  <w:num w:numId="1">
+    <w:abstractNumId w:val="1"/>
+  </w:num>
+  <w:num w:numId="2">
+    <w:abstractNumId w:val="0"/>
+  </w:num>
+</w:numbering>
 </file>
 
 <file path=word/styles.xml><?xml version="1.0" encoding="utf-8"?>
@@ -1404,6 +2678,17 @@
     <w:semiHidden/>
     <w:unhideWhenUsed/>
   </w:style>
+  <w:style w:type="paragraph" w:styleId="ListParagraph">
+    <w:name w:val="List Paragraph"/>
+    <w:basedOn w:val="Normal"/>
+    <w:uiPriority w:val="34"/>
+    <w:qFormat/>
+    <w:rsid w:val="00562F92"/>
+    <w:pPr>
+      <w:ind w:left="720"/>
+      <w:contextualSpacing/>
+    </w:pPr>
+  </w:style>
 </w:styles>
 </file>
 
@@ -1593,6 +2878,17 @@
     <w:uiPriority w:val="99"/>
     <w:semiHidden/>
     <w:unhideWhenUsed/>
+  </w:style>
+  <w:style w:type="paragraph" w:styleId="ListParagraph">
+    <w:name w:val="List Paragraph"/>
+    <w:basedOn w:val="Normal"/>
+    <w:uiPriority w:val="34"/>
+    <w:qFormat/>
+    <w:rsid w:val="00562F92"/>
+    <w:pPr>
+      <w:ind w:left="720"/>
+      <w:contextualSpacing/>
+    </w:pPr>
   </w:style>
 </w:styles>
 </file>
